--- a/Demo Checklist.docx
+++ b/Demo Checklist.docx
@@ -3,543 +3,131 @@
 <w:document xmlns:wpc="http://schemas.microsoft.com/office/word/2010/wordprocessingCanvas" xmlns:cx="http://schemas.microsoft.com/office/drawing/2014/chartex" xmlns:cx1="http://schemas.microsoft.com/office/drawing/2015/9/8/chartex" xmlns:cx2="http://schemas.microsoft.com/office/drawing/2015/10/21/chartex" xmlns:cx3="http://schemas.microsoft.com/office/drawing/2016/5/9/chartex" xmlns:cx4="http://schemas.microsoft.com/office/drawing/2016/5/10/chartex" xmlns:cx5="http://schemas.microsoft.com/office/drawing/2016/5/11/chartex" xmlns:cx6="http://schemas.microsoft.com/office/drawing/2016/5/12/chartex" xmlns:cx7="http://schemas.microsoft.com/office/drawing/2016/5/13/chartex" xmlns:cx8="http://schemas.microsoft.com/office/drawing/2016/5/14/chartex" xmlns:mc="http://schemas.openxmlformats.org/markup-compatibility/2006" xmlns:aink="http://schemas.microsoft.com/office/drawing/2016/ink" xmlns:am3d="http://schemas.microsoft.com/office/drawing/2017/model3d" xmlns:o="urn:schemas-microsoft-com:office:office" xmlns:oel="http://schemas.microsoft.com/office/2019/extlst" xmlns:r="http://schemas.openxmlformats.org/officeDocument/2006/relationships" xmlns:m="http://schemas.openxmlformats.org/officeDocument/2006/math" xmlns:v="urn:schemas-microsoft-com:vml" xmlns:wp14="http://schemas.microsoft.com/office/word/2010/wordprocessingDrawing" xmlns:wp="http://schemas.openxmlformats.org/drawingml/2006/wordprocessingDrawing" xmlns:w10="urn:schemas-microsoft-com:office:word" xmlns:w="http://schemas.openxmlformats.org/wordprocessingml/2006/main" xmlns:w14="http://schemas.microsoft.com/office/word/2010/wordml" xmlns:w15="http://schemas.microsoft.com/office/word/2012/wordml" xmlns:w16cex="http://schemas.microsoft.com/office/word/2018/wordml/cex" xmlns:w16cid="http://schemas.microsoft.com/office/word/2016/wordml/cid" xmlns:w16="http://schemas.microsoft.com/office/word/2018/wordml" xmlns:w16du="http://schemas.microsoft.com/office/word/2023/wordml/word16du" xmlns:w16sdtdh="http://schemas.microsoft.com/office/word/2020/wordml/sdtdatahash" xmlns:w16sdtfl="http://schemas.microsoft.com/office/word/2024/wordml/sdtformatlock" xmlns:w16se="http://schemas.microsoft.com/office/word/2015/wordml/symex" xmlns:wpg="http://schemas.microsoft.com/office/word/2010/wordprocessingGroup" xmlns:wpi="http://schemas.microsoft.com/office/word/2010/wordprocessingInk" xmlns:wne="http://schemas.microsoft.com/office/word/2006/wordml" xmlns:wps="http://schemas.microsoft.com/office/word/2010/wordprocessingShape" mc:Ignorable="w14 w15 w16se w16cid w16 w16cex w16sdtdh w16sdtfl w16du wp14">
   <w:body>
     <w:p>
-      <w:pPr>
-        <w:rPr>
-          <w:b/>
-          <w:bCs/>
-        </w:rPr>
-      </w:pPr>
-      <w:r>
-        <w:rPr>
-          <w:b/>
-          <w:bCs/>
-        </w:rPr>
-        <w:t>Demo Checklist</w:t>
+      <w:r>
+        <w:t>Input wrong password</w:t>
       </w:r>
     </w:p>
     <w:p>
-      <w:pPr>
-        <w:rPr>
-          <w:b/>
-          <w:bCs/>
-        </w:rPr>
-      </w:pPr>
-      <w:r>
-        <w:rPr>
-          <w:b/>
-          <w:bCs/>
-        </w:rPr>
-        <w:t>1. Server Startup</w:t>
+      <w:r>
+        <w:t xml:space="preserve">Input wrong http link for example </w:t>
+      </w:r>
+      <w:r>
+        <w:t>http://127.0.0.</w:t>
+      </w:r>
+      <w:r>
+        <w:t>4</w:t>
+      </w:r>
+      <w:r>
+        <w:t>:8080</w:t>
       </w:r>
     </w:p>
     <w:p>
-      <w:pPr>
-        <w:numPr>
-          <w:ilvl w:val="0"/>
-          <w:numId w:val="1"/>
-        </w:numPr>
-      </w:pPr>
-      <w:r>
-        <w:t>Launch start_chatapp.py with --mode threading: show terminal log confirming mode and ports (2026, 9001, 9002, 9003)</w:t>
+      <w:r>
+        <w:t>Step 1:</w:t>
       </w:r>
     </w:p>
     <w:p>
-      <w:pPr>
-        <w:rPr>
-          <w:b/>
-          <w:bCs/>
-        </w:rPr>
-      </w:pPr>
-      <w:r>
-        <w:rPr>
-          <w:b/>
-          <w:bCs/>
-        </w:rPr>
-        <w:t>2. Authentication</w:t>
+      <w:r>
+        <w:t xml:space="preserve">Do </w:t>
+      </w:r>
+      <w:proofErr w:type="gramStart"/>
+      <w:r>
+        <w:t>every</w:t>
+      </w:r>
+      <w:proofErr w:type="gramEnd"/>
+      <w:r>
+        <w:t xml:space="preserve"> peers see the message in general</w:t>
       </w:r>
     </w:p>
     <w:p>
-      <w:pPr>
-        <w:numPr>
-          <w:ilvl w:val="0"/>
-          <w:numId w:val="2"/>
-        </w:numPr>
-      </w:pPr>
-      <w:r>
-        <w:t>Open browser, navigate to welcome page (index.html)</w:t>
+      <w:r>
+        <w:t>Step 2:</w:t>
       </w:r>
     </w:p>
     <w:p>
-      <w:pPr>
-        <w:numPr>
-          <w:ilvl w:val="0"/>
-          <w:numId w:val="2"/>
-        </w:numPr>
-      </w:pPr>
-      <w:r>
-        <w:t>Click Login, enter credentials on login page</w:t>
-      </w:r>
+      <w:r>
+        <w:t xml:space="preserve">Do direct message </w:t>
+      </w:r>
+      <w:proofErr w:type="gramStart"/>
+      <w:r>
+        <w:t>work ?</w:t>
+      </w:r>
+      <w:proofErr w:type="gramEnd"/>
     </w:p>
     <w:p>
-      <w:pPr>
-        <w:numPr>
-          <w:ilvl w:val="0"/>
-          <w:numId w:val="2"/>
-        </w:numPr>
-      </w:pPr>
-      <w:r>
-        <w:t>Show successful login redirects to chat interface</w:t>
+      <w:r>
+        <w:t>Step 3:</w:t>
       </w:r>
     </w:p>
     <w:p>
-      <w:pPr>
-        <w:numPr>
-          <w:ilvl w:val="0"/>
-          <w:numId w:val="2"/>
-        </w:numPr>
-      </w:pPr>
-      <w:r>
-        <w:t>Show failed login with wrong credentials (401/error)</w:t>
+      <w:r>
+        <w:t>Does the notification work?</w:t>
       </w:r>
     </w:p>
     <w:p>
-      <w:pPr>
-        <w:numPr>
-          <w:ilvl w:val="0"/>
-          <w:numId w:val="2"/>
-        </w:numPr>
-      </w:pPr>
-      <w:r>
-        <w:t>Refresh the page, show session persists (still logged in via cookie)</w:t>
+      <w:r>
+        <w:t>Step 4:</w:t>
       </w:r>
     </w:p>
     <w:p>
-      <w:pPr>
-        <w:rPr>
-          <w:b/>
-          <w:bCs/>
-        </w:rPr>
-      </w:pPr>
-      <w:r>
-        <w:rPr>
-          <w:b/>
-          <w:bCs/>
-        </w:rPr>
-        <w:t>3. Multi-User Login</w:t>
+      <w:r>
+        <w:t xml:space="preserve">Do </w:t>
+      </w:r>
+      <w:proofErr w:type="gramStart"/>
+      <w:r>
+        <w:t>every</w:t>
+      </w:r>
+      <w:proofErr w:type="gramEnd"/>
+      <w:r>
+        <w:t xml:space="preserve"> peers see the new channel?</w:t>
       </w:r>
     </w:p>
     <w:p>
-      <w:pPr>
-        <w:numPr>
-          <w:ilvl w:val="0"/>
-          <w:numId w:val="3"/>
-        </w:numPr>
-      </w:pPr>
-      <w:r>
-        <w:t>Open 3 incognito browser tabs</w:t>
+      <w:r>
+        <w:t>Step 5:</w:t>
       </w:r>
     </w:p>
     <w:p>
-      <w:pPr>
-        <w:numPr>
-          <w:ilvl w:val="0"/>
-          <w:numId w:val="3"/>
-        </w:numPr>
-      </w:pPr>
-      <w:r>
-        <w:t xml:space="preserve">Login as admin (tab 1), user1 (tab 2), </w:t>
+      <w:r>
+        <w:t xml:space="preserve">Does a long message break the </w:t>
       </w:r>
       <w:proofErr w:type="spellStart"/>
       <w:r>
-        <w:t>kenny</w:t>
+        <w:t>ui</w:t>
       </w:r>
       <w:proofErr w:type="spellEnd"/>
       <w:r>
-        <w:t xml:space="preserve"> (tab 3)</w:t>
+        <w:t xml:space="preserve"> of the </w:t>
+      </w:r>
+      <w:proofErr w:type="gramStart"/>
+      <w:r>
+        <w:t>web ?</w:t>
+      </w:r>
+      <w:proofErr w:type="gramEnd"/>
+      <w:r>
+        <w:t xml:space="preserve"> (try resize the browser tab)</w:t>
       </w:r>
     </w:p>
     <w:p>
-      <w:pPr>
-        <w:numPr>
-          <w:ilvl w:val="0"/>
-          <w:numId w:val="3"/>
-        </w:numPr>
-      </w:pPr>
-      <w:r>
-        <w:t>Show all 3 peers appear in each other's sidebar within ~3 seconds</w:t>
-      </w:r>
-    </w:p>
-    <w:p/>
-    <w:p>
-      <w:proofErr w:type="spellStart"/>
-      <w:r>
-        <w:t>Cần</w:t>
-      </w:r>
-      <w:proofErr w:type="spellEnd"/>
-      <w:r>
-        <w:t xml:space="preserve"> </w:t>
-      </w:r>
-      <w:proofErr w:type="spellStart"/>
-      <w:r>
-        <w:t>có</w:t>
-      </w:r>
-      <w:proofErr w:type="spellEnd"/>
-      <w:r>
-        <w:t xml:space="preserve"> file auth_db.py</w:t>
-      </w:r>
-    </w:p>
-    <w:p/>
-    <w:p>
-      <w:r>
-        <w:t>How to demo</w:t>
+      <w:r>
+        <w:t>Step 6:</w:t>
       </w:r>
     </w:p>
     <w:p>
       <w:r>
-        <w:t>Python start_chatapp.py --server-</w:t>
-      </w:r>
-      <w:proofErr w:type="spellStart"/>
-      <w:r>
-        <w:t>ip</w:t>
-      </w:r>
-      <w:proofErr w:type="spellEnd"/>
-      <w:r>
-        <w:t xml:space="preserve"> 0.0.0.0 --server-port 2026 mode coroutine</w:t>
+        <w:t>Spam until messages can be scrollable</w:t>
       </w:r>
     </w:p>
     <w:p>
       <w:r>
-        <w:t xml:space="preserve">Kiếm </w:t>
-      </w:r>
-      <w:proofErr w:type="spellStart"/>
-      <w:r>
-        <w:t>ip</w:t>
-      </w:r>
-      <w:proofErr w:type="spellEnd"/>
-      <w:r>
-        <w:t xml:space="preserve"> </w:t>
-      </w:r>
-      <w:proofErr w:type="spellStart"/>
-      <w:r>
-        <w:t>của</w:t>
-      </w:r>
-      <w:proofErr w:type="spellEnd"/>
-      <w:r>
-        <w:t xml:space="preserve"> </w:t>
-      </w:r>
-      <w:proofErr w:type="spellStart"/>
-      <w:r>
-        <w:t>mình</w:t>
-      </w:r>
-      <w:proofErr w:type="spellEnd"/>
-      <w:r>
-        <w:t xml:space="preserve"> </w:t>
-      </w:r>
-      <w:proofErr w:type="spellStart"/>
-      <w:r>
-        <w:t>bằng</w:t>
-      </w:r>
-      <w:proofErr w:type="spellEnd"/>
-      <w:r>
-        <w:t xml:space="preserve"> </w:t>
-      </w:r>
-      <w:r>
-        <w:t>ipconfig /all</w:t>
-      </w:r>
-      <w:r>
-        <w:t xml:space="preserve"> (</w:t>
-      </w:r>
-      <w:proofErr w:type="spellStart"/>
-      <w:r>
-        <w:t>ngó</w:t>
-      </w:r>
-      <w:proofErr w:type="spellEnd"/>
-      <w:r>
-        <w:t xml:space="preserve"> wireless LAN adapter </w:t>
-      </w:r>
-      <w:r>
-        <w:t>IPv4 Address</w:t>
-      </w:r>
-      <w:r>
-        <w:t>)</w:t>
+        <w:t>Step 7:</w:t>
       </w:r>
     </w:p>
     <w:p>
-      <w:proofErr w:type="spellStart"/>
-      <w:r>
-        <w:t>Mở</w:t>
-      </w:r>
-      <w:proofErr w:type="spellEnd"/>
-      <w:r>
-        <w:t xml:space="preserve"> http://&lt;HOST_LAN_IP</w:t>
-      </w:r>
-      <w:proofErr w:type="gramStart"/>
-      <w:r>
-        <w:t>&gt;:2026/login.html</w:t>
-      </w:r>
-      <w:proofErr w:type="gramEnd"/>
+      <w:r>
+        <w:t>Turn off 1 peer, see if the online indication work?</w:t>
+      </w:r>
     </w:p>
-    <w:p/>
-    <w:p>
-      <w:proofErr w:type="spellStart"/>
-      <w:r>
-        <w:t>gửi</w:t>
-      </w:r>
-      <w:proofErr w:type="spellEnd"/>
-      <w:r>
-        <w:t xml:space="preserve"> </w:t>
-      </w:r>
-      <w:proofErr w:type="spellStart"/>
-      <w:r>
-        <w:t>cái</w:t>
-      </w:r>
-      <w:proofErr w:type="spellEnd"/>
-      <w:r>
-        <w:t xml:space="preserve"> link </w:t>
-      </w:r>
-      <w:proofErr w:type="spellStart"/>
-      <w:r>
-        <w:t>này</w:t>
-      </w:r>
-      <w:proofErr w:type="spellEnd"/>
-      <w:r>
-        <w:t xml:space="preserve"> </w:t>
-      </w:r>
-      <w:proofErr w:type="spellStart"/>
-      <w:r>
-        <w:t>cho</w:t>
-      </w:r>
-      <w:proofErr w:type="spellEnd"/>
-      <w:r>
-        <w:t xml:space="preserve"> </w:t>
-      </w:r>
-      <w:proofErr w:type="spellStart"/>
-      <w:r>
-        <w:t>máy</w:t>
-      </w:r>
-      <w:proofErr w:type="spellEnd"/>
-      <w:r>
-        <w:t xml:space="preserve"> </w:t>
-      </w:r>
-      <w:proofErr w:type="spellStart"/>
-      <w:r>
-        <w:t>khác</w:t>
-      </w:r>
-      <w:proofErr w:type="spellEnd"/>
-      <w:r>
-        <w:t xml:space="preserve"> </w:t>
-      </w:r>
-      <w:proofErr w:type="spellStart"/>
-      <w:r>
-        <w:t>rồi</w:t>
-      </w:r>
-      <w:proofErr w:type="spellEnd"/>
-      <w:r>
-        <w:t xml:space="preserve"> </w:t>
-      </w:r>
-      <w:proofErr w:type="spellStart"/>
-      <w:r>
-        <w:t>thử</w:t>
-      </w:r>
-      <w:proofErr w:type="spellEnd"/>
-      <w:r>
-        <w:t xml:space="preserve"> </w:t>
-      </w:r>
-      <w:proofErr w:type="spellStart"/>
-      <w:r>
-        <w:t>đăng</w:t>
-      </w:r>
-      <w:proofErr w:type="spellEnd"/>
-      <w:r>
-        <w:t xml:space="preserve"> </w:t>
-      </w:r>
-      <w:proofErr w:type="spellStart"/>
-      <w:r>
-        <w:t>nhập</w:t>
-      </w:r>
-      <w:proofErr w:type="spellEnd"/>
-      <w:r>
-        <w:t xml:space="preserve"> </w:t>
-      </w:r>
-      <w:proofErr w:type="spellStart"/>
-      <w:r>
-        <w:t>sai</w:t>
-      </w:r>
-      <w:proofErr w:type="spellEnd"/>
-    </w:p>
-    <w:p>
-      <w:proofErr w:type="spellStart"/>
-      <w:r>
-        <w:t>sau</w:t>
-      </w:r>
-      <w:proofErr w:type="spellEnd"/>
-      <w:r>
-        <w:t xml:space="preserve"> </w:t>
-      </w:r>
-      <w:proofErr w:type="spellStart"/>
-      <w:r>
-        <w:t>đó</w:t>
-      </w:r>
-      <w:proofErr w:type="spellEnd"/>
-      <w:r>
-        <w:t xml:space="preserve"> </w:t>
-      </w:r>
-      <w:proofErr w:type="spellStart"/>
-      <w:r>
-        <w:t>đăng</w:t>
-      </w:r>
-      <w:proofErr w:type="spellEnd"/>
-      <w:r>
-        <w:t xml:space="preserve"> </w:t>
-      </w:r>
-      <w:proofErr w:type="spellStart"/>
-      <w:r>
-        <w:t>nhập</w:t>
-      </w:r>
-      <w:proofErr w:type="spellEnd"/>
-      <w:r>
-        <w:t xml:space="preserve"> </w:t>
-      </w:r>
-      <w:proofErr w:type="spellStart"/>
-      <w:r>
-        <w:t>đúng</w:t>
-      </w:r>
-      <w:proofErr w:type="spellEnd"/>
-      <w:r>
-        <w:t xml:space="preserve"> </w:t>
-      </w:r>
-      <w:proofErr w:type="spellStart"/>
-      <w:r>
-        <w:t>thì</w:t>
-      </w:r>
-      <w:proofErr w:type="spellEnd"/>
-      <w:r>
-        <w:t xml:space="preserve"> test </w:t>
-      </w:r>
-      <w:proofErr w:type="spellStart"/>
-      <w:r>
-        <w:t>nhắn</w:t>
-      </w:r>
-      <w:proofErr w:type="spellEnd"/>
-      <w:r>
-        <w:t xml:space="preserve"> direct </w:t>
-      </w:r>
-      <w:proofErr w:type="spellStart"/>
-      <w:r>
-        <w:t>giữa</w:t>
-      </w:r>
-      <w:proofErr w:type="spellEnd"/>
-      <w:r>
-        <w:t xml:space="preserve"> acc </w:t>
-      </w:r>
-      <w:proofErr w:type="spellStart"/>
-      <w:r>
-        <w:t>coi</w:t>
-      </w:r>
-      <w:proofErr w:type="spellEnd"/>
-      <w:r>
-        <w:t xml:space="preserve"> tin </w:t>
-      </w:r>
-      <w:proofErr w:type="spellStart"/>
-      <w:r>
-        <w:t>nhắn</w:t>
-      </w:r>
-      <w:proofErr w:type="spellEnd"/>
-      <w:r>
-        <w:t xml:space="preserve"> </w:t>
-      </w:r>
-      <w:proofErr w:type="spellStart"/>
-      <w:r>
-        <w:t>có</w:t>
-      </w:r>
-      <w:proofErr w:type="spellEnd"/>
-      <w:r>
-        <w:t xml:space="preserve"> </w:t>
-      </w:r>
-      <w:proofErr w:type="spellStart"/>
-      <w:r>
-        <w:t>hiện</w:t>
-      </w:r>
-      <w:proofErr w:type="spellEnd"/>
-      <w:r>
-        <w:t xml:space="preserve"> </w:t>
-      </w:r>
-      <w:proofErr w:type="spellStart"/>
-      <w:r>
-        <w:t>cả</w:t>
-      </w:r>
-      <w:proofErr w:type="spellEnd"/>
-      <w:r>
-        <w:t xml:space="preserve"> 2 </w:t>
-      </w:r>
-      <w:proofErr w:type="spellStart"/>
-      <w:r>
-        <w:t>máy</w:t>
-      </w:r>
-      <w:proofErr w:type="spellEnd"/>
-      <w:r>
-        <w:t xml:space="preserve"> ko, </w:t>
-      </w:r>
-      <w:proofErr w:type="spellStart"/>
-      <w:r>
-        <w:t>có</w:t>
-      </w:r>
-      <w:proofErr w:type="spellEnd"/>
-      <w:r>
-        <w:t xml:space="preserve"> </w:t>
-      </w:r>
-      <w:proofErr w:type="spellStart"/>
-      <w:r>
-        <w:t>thông</w:t>
-      </w:r>
-      <w:proofErr w:type="spellEnd"/>
-      <w:r>
-        <w:t xml:space="preserve"> </w:t>
-      </w:r>
-      <w:proofErr w:type="spellStart"/>
-      <w:r>
-        <w:t>báo</w:t>
-      </w:r>
-      <w:proofErr w:type="spellEnd"/>
-      <w:r>
-        <w:t xml:space="preserve"> ko </w:t>
-      </w:r>
-    </w:p>
-    <w:p>
-      <w:proofErr w:type="spellStart"/>
-      <w:r>
-        <w:t>xong</w:t>
-      </w:r>
-      <w:proofErr w:type="spellEnd"/>
-      <w:r>
-        <w:t xml:space="preserve"> </w:t>
-      </w:r>
-      <w:proofErr w:type="spellStart"/>
-      <w:r>
-        <w:t>thử</w:t>
-      </w:r>
-      <w:proofErr w:type="spellEnd"/>
-      <w:r>
-        <w:t xml:space="preserve"> </w:t>
-      </w:r>
-      <w:proofErr w:type="spellStart"/>
-      <w:r>
-        <w:t>nhắn</w:t>
-      </w:r>
-      <w:proofErr w:type="spellEnd"/>
-      <w:r>
-        <w:t xml:space="preserve"> </w:t>
-      </w:r>
-      <w:proofErr w:type="spellStart"/>
-      <w:r>
-        <w:t>trên</w:t>
-      </w:r>
-      <w:proofErr w:type="spellEnd"/>
-      <w:r>
-        <w:t xml:space="preserve"> group</w:t>
-      </w:r>
-    </w:p>
-    <w:p/>
     <w:sectPr>
       <w:pgSz w:w="12240" w:h="15840"/>
       <w:pgMar w:top="1440" w:right="1440" w:bottom="1440" w:left="1440" w:header="720" w:footer="720" w:gutter="0"/>
@@ -1614,6 +1202,7 @@
   <w:style w:type="character" w:default="1" w:styleId="DefaultParagraphFont">
     <w:name w:val="Default Paragraph Font"/>
     <w:uiPriority w:val="1"/>
+    <w:semiHidden/>
     <w:unhideWhenUsed/>
   </w:style>
   <w:style w:type="table" w:default="1" w:styleId="TableNormal">

--- a/Demo Checklist.docx
+++ b/Demo Checklist.docx
@@ -11,14 +11,168 @@
       <w:r>
         <w:t xml:space="preserve">Input wrong http link for example </w:t>
       </w:r>
-      <w:r>
-        <w:t>http://127.0.0.</w:t>
-      </w:r>
-      <w:r>
-        <w:t>4</w:t>
-      </w:r>
-      <w:r>
-        <w:t>:8080</w:t>
+      <w:hyperlink r:id="rId5" w:history="1">
+        <w:r>
+          <w:rPr>
+            <w:rStyle w:val="Hyperlink"/>
+          </w:rPr>
+          <w:t>http://127.0.0.4:8080</w:t>
+        </w:r>
+      </w:hyperlink>
+    </w:p>
+    <w:p>
+      <w:r>
+        <w:t>When login success, go inspect the web to show the cookie</w:t>
+      </w:r>
+    </w:p>
+    <w:p>
+      <w:r>
+        <w:t xml:space="preserve">click on the </w:t>
+      </w:r>
+      <w:r>
+        <w:rPr>
+          <w:b/>
+          <w:bCs/>
+        </w:rPr>
+        <w:t>Application</w:t>
+      </w:r>
+      <w:r>
+        <w:t xml:space="preserve"> tab.</w:t>
+      </w:r>
+      <w:r>
+        <w:t xml:space="preserve"> </w:t>
+      </w:r>
+      <w:r>
+        <w:t xml:space="preserve">scroll down to the </w:t>
+      </w:r>
+      <w:r>
+        <w:rPr>
+          <w:b/>
+          <w:bCs/>
+        </w:rPr>
+        <w:t>Storage</w:t>
+      </w:r>
+      <w:r>
+        <w:t xml:space="preserve"> section and expand the </w:t>
+      </w:r>
+      <w:r>
+        <w:rPr>
+          <w:b/>
+          <w:bCs/>
+        </w:rPr>
+        <w:t>Cookies</w:t>
+      </w:r>
+      <w:r>
+        <w:t xml:space="preserve"> dropdown.</w:t>
+      </w:r>
+    </w:p>
+    <w:p>
+      <w:r>
+        <w:t>Check load balancing</w:t>
+      </w:r>
+    </w:p>
+    <w:p>
+      <w:pPr>
+        <w:numPr>
+          <w:ilvl w:val="0"/>
+          <w:numId w:val="4"/>
+        </w:numPr>
+      </w:pPr>
+      <w:proofErr w:type="spellStart"/>
+      <w:r>
+        <w:t>mỗi</w:t>
+      </w:r>
+      <w:proofErr w:type="spellEnd"/>
+      <w:r>
+        <w:t xml:space="preserve"> </w:t>
+      </w:r>
+      <w:proofErr w:type="spellStart"/>
+      <w:r>
+        <w:t>lần</w:t>
+      </w:r>
+      <w:proofErr w:type="spellEnd"/>
+      <w:r>
+        <w:t xml:space="preserve"> </w:t>
+      </w:r>
+      <w:proofErr w:type="spellStart"/>
+      <w:r>
+        <w:t>tạo</w:t>
+      </w:r>
+      <w:proofErr w:type="spellEnd"/>
+      <w:r>
+        <w:t xml:space="preserve"> tab </w:t>
+      </w:r>
+      <w:proofErr w:type="spellStart"/>
+      <w:r>
+        <w:t>mới</w:t>
+      </w:r>
+      <w:proofErr w:type="spellEnd"/>
+      <w:r>
+        <w:t xml:space="preserve"> </w:t>
+      </w:r>
+      <w:proofErr w:type="spellStart"/>
+      <w:r>
+        <w:t>vô</w:t>
+      </w:r>
+      <w:proofErr w:type="spellEnd"/>
+      <w:r>
+        <w:t xml:space="preserve"> check </w:t>
+      </w:r>
+      <w:proofErr w:type="spellStart"/>
+      <w:r>
+        <w:t>cái</w:t>
+      </w:r>
+      <w:proofErr w:type="spellEnd"/>
+      <w:r>
+        <w:t xml:space="preserve"> terminal proxy</w:t>
+      </w:r>
+    </w:p>
+    <w:p>
+      <w:pPr>
+        <w:numPr>
+          <w:ilvl w:val="0"/>
+          <w:numId w:val="4"/>
+        </w:numPr>
+      </w:pPr>
+      <w:proofErr w:type="spellStart"/>
+      <w:r>
+        <w:t>là</w:t>
+      </w:r>
+      <w:proofErr w:type="spellEnd"/>
+      <w:r>
+        <w:t xml:space="preserve"> </w:t>
+      </w:r>
+      <w:proofErr w:type="spellStart"/>
+      <w:r>
+        <w:t>nó</w:t>
+      </w:r>
+      <w:proofErr w:type="spellEnd"/>
+      <w:r>
+        <w:t xml:space="preserve"> </w:t>
+      </w:r>
+      <w:proofErr w:type="spellStart"/>
+      <w:r>
+        <w:t>sẽ</w:t>
+      </w:r>
+      <w:proofErr w:type="spellEnd"/>
+      <w:r>
+        <w:t xml:space="preserve"> </w:t>
+      </w:r>
+      <w:proofErr w:type="spellStart"/>
+      <w:r>
+        <w:t>hiện</w:t>
+      </w:r>
+      <w:proofErr w:type="spellEnd"/>
+      <w:r>
+        <w:t xml:space="preserve"> 1 </w:t>
+      </w:r>
+      <w:proofErr w:type="spellStart"/>
+      <w:r>
+        <w:t>dòng</w:t>
+      </w:r>
+      <w:proofErr w:type="spellEnd"/>
+      <w:r>
+        <w:t xml:space="preserve"> forwarding</w:t>
       </w:r>
     </w:p>
     <w:p>
@@ -290,6 +444,119 @@
     </w:lvl>
   </w:abstractNum>
   <w:abstractNum w:abstractNumId="1" w15:restartNumberingAfterBreak="0">
+    <w:nsid w:val="1E956CE2"/>
+    <w:multiLevelType w:val="multilevel"/>
+    <w:tmpl w:val="D48232B0"/>
+    <w:lvl w:ilvl="0">
+      <w:start w:val="1"/>
+      <w:numFmt w:val="decimal"/>
+      <w:lvlText w:val="%1."/>
+      <w:lvlJc w:val="left"/>
+      <w:pPr>
+        <w:tabs>
+          <w:tab w:val="num" w:pos="720"/>
+        </w:tabs>
+        <w:ind w:left="720" w:hanging="360"/>
+      </w:pPr>
+    </w:lvl>
+    <w:lvl w:ilvl="1" w:tentative="1">
+      <w:start w:val="1"/>
+      <w:numFmt w:val="decimal"/>
+      <w:lvlText w:val="%2."/>
+      <w:lvlJc w:val="left"/>
+      <w:pPr>
+        <w:tabs>
+          <w:tab w:val="num" w:pos="1440"/>
+        </w:tabs>
+        <w:ind w:left="1440" w:hanging="360"/>
+      </w:pPr>
+    </w:lvl>
+    <w:lvl w:ilvl="2" w:tentative="1">
+      <w:start w:val="1"/>
+      <w:numFmt w:val="decimal"/>
+      <w:lvlText w:val="%3."/>
+      <w:lvlJc w:val="left"/>
+      <w:pPr>
+        <w:tabs>
+          <w:tab w:val="num" w:pos="2160"/>
+        </w:tabs>
+        <w:ind w:left="2160" w:hanging="360"/>
+      </w:pPr>
+    </w:lvl>
+    <w:lvl w:ilvl="3" w:tentative="1">
+      <w:start w:val="1"/>
+      <w:numFmt w:val="decimal"/>
+      <w:lvlText w:val="%4."/>
+      <w:lvlJc w:val="left"/>
+      <w:pPr>
+        <w:tabs>
+          <w:tab w:val="num" w:pos="2880"/>
+        </w:tabs>
+        <w:ind w:left="2880" w:hanging="360"/>
+      </w:pPr>
+    </w:lvl>
+    <w:lvl w:ilvl="4" w:tentative="1">
+      <w:start w:val="1"/>
+      <w:numFmt w:val="decimal"/>
+      <w:lvlText w:val="%5."/>
+      <w:lvlJc w:val="left"/>
+      <w:pPr>
+        <w:tabs>
+          <w:tab w:val="num" w:pos="3600"/>
+        </w:tabs>
+        <w:ind w:left="3600" w:hanging="360"/>
+      </w:pPr>
+    </w:lvl>
+    <w:lvl w:ilvl="5" w:tentative="1">
+      <w:start w:val="1"/>
+      <w:numFmt w:val="decimal"/>
+      <w:lvlText w:val="%6."/>
+      <w:lvlJc w:val="left"/>
+      <w:pPr>
+        <w:tabs>
+          <w:tab w:val="num" w:pos="4320"/>
+        </w:tabs>
+        <w:ind w:left="4320" w:hanging="360"/>
+      </w:pPr>
+    </w:lvl>
+    <w:lvl w:ilvl="6" w:tentative="1">
+      <w:start w:val="1"/>
+      <w:numFmt w:val="decimal"/>
+      <w:lvlText w:val="%7."/>
+      <w:lvlJc w:val="left"/>
+      <w:pPr>
+        <w:tabs>
+          <w:tab w:val="num" w:pos="5040"/>
+        </w:tabs>
+        <w:ind w:left="5040" w:hanging="360"/>
+      </w:pPr>
+    </w:lvl>
+    <w:lvl w:ilvl="7" w:tentative="1">
+      <w:start w:val="1"/>
+      <w:numFmt w:val="decimal"/>
+      <w:lvlText w:val="%8."/>
+      <w:lvlJc w:val="left"/>
+      <w:pPr>
+        <w:tabs>
+          <w:tab w:val="num" w:pos="5760"/>
+        </w:tabs>
+        <w:ind w:left="5760" w:hanging="360"/>
+      </w:pPr>
+    </w:lvl>
+    <w:lvl w:ilvl="8" w:tentative="1">
+      <w:start w:val="1"/>
+      <w:numFmt w:val="decimal"/>
+      <w:lvlText w:val="%9."/>
+      <w:lvlJc w:val="left"/>
+      <w:pPr>
+        <w:tabs>
+          <w:tab w:val="num" w:pos="6480"/>
+        </w:tabs>
+        <w:ind w:left="6480" w:hanging="360"/>
+      </w:pPr>
+    </w:lvl>
+  </w:abstractNum>
+  <w:abstractNum w:abstractNumId="2" w15:restartNumberingAfterBreak="0">
     <w:nsid w:val="20B331D0"/>
     <w:multiLevelType w:val="multilevel"/>
     <w:tmpl w:val="91C4BA0E"/>
@@ -438,7 +705,7 @@
       </w:rPr>
     </w:lvl>
   </w:abstractNum>
-  <w:abstractNum w:abstractNumId="2" w15:restartNumberingAfterBreak="0">
+  <w:abstractNum w:abstractNumId="3" w15:restartNumberingAfterBreak="0">
     <w:nsid w:val="4BE133DB"/>
     <w:multiLevelType w:val="multilevel"/>
     <w:tmpl w:val="0B14664E"/>
@@ -588,13 +855,16 @@
     </w:lvl>
   </w:abstractNum>
   <w:num w:numId="1" w16cid:durableId="318074787">
-    <w:abstractNumId w:val="1"/>
+    <w:abstractNumId w:val="2"/>
   </w:num>
   <w:num w:numId="2" w16cid:durableId="1292437846">
     <w:abstractNumId w:val="0"/>
   </w:num>
   <w:num w:numId="3" w16cid:durableId="576063509">
-    <w:abstractNumId w:val="2"/>
+    <w:abstractNumId w:val="3"/>
+  </w:num>
+  <w:num w:numId="4" w16cid:durableId="98985720">
+    <w:abstractNumId w:val="1"/>
   </w:num>
 </w:numbering>
 </file>
@@ -1202,7 +1472,6 @@
   <w:style w:type="character" w:default="1" w:styleId="DefaultParagraphFont">
     <w:name w:val="Default Paragraph Font"/>
     <w:uiPriority w:val="1"/>
-    <w:semiHidden/>
     <w:unhideWhenUsed/>
   </w:style>
   <w:style w:type="table" w:default="1" w:styleId="TableNormal">
